--- a/public/gallery/templates/docx/calm/resume.docx
+++ b/public/gallery/templates/docx/calm/resume.docx
@@ -66,7 +66,7 @@
         </w:rPr>
         <w:t xml:space="preserve">📧 </w:t>
       </w:r>
-      <w:hyperlink w:history="1" r:id="rIdvimodjmhusmlgsoasz4qe">
+      <w:hyperlink w:history="1" r:id="rId24bksfzh4v1czyj0juuyw">
         <w:r>
           <w:rPr>
             <w:sz w:val="18"/>
@@ -89,7 +89,7 @@
         </w:rPr>
         <w:t xml:space="preserve">🔗 </w:t>
       </w:r>
-      <w:hyperlink w:history="1" r:id="rIdygo7q6zp1vykpncmk9v06">
+      <w:hyperlink w:history="1" r:id="rIdjz6fja2bz9o6bjdr_0g3m">
         <w:r>
           <w:rPr>
             <w:sz w:val="18"/>
@@ -124,7 +124,7 @@
         <w:spacing w:after="200" w:line="276"/>
         <w:jc w:val="center"/>
       </w:pPr>
-      <w:hyperlink w:history="1" r:id="rIdw_akbt-jizf2kvxy-d6og">
+      <w:hyperlink w:history="1" r:id="rIdmewf9spiqolb9ani7tnss">
         <w:r>
           <w:rPr>
             <w:sz w:val="18"/>
@@ -140,7 +140,7 @@
         </w:rPr>
         <w:t xml:space="preserve"> • </w:t>
       </w:r>
-      <w:hyperlink w:history="1" r:id="rId09owit8ckcs3fe-nhl4zg">
+      <w:hyperlink w:history="1" r:id="rIdcjuo83onpxa8nyio5laox">
         <w:r>
           <w:rPr>
             <w:sz w:val="18"/>
@@ -287,7 +287,7 @@
         </w:rPr>
         <w:t xml:space="preserve">	</w:t>
       </w:r>
-      <w:hyperlink w:history="1" r:id="rId-dhqchiajawcx-nngchtl">
+      <w:hyperlink w:history="1" r:id="rIdv4yexyluwdjzkxszapdqc">
         <w:r>
           <w:rPr>
             <w:sz w:val="18"/>
@@ -450,7 +450,7 @@
         </w:rPr>
         <w:t xml:space="preserve">	</w:t>
       </w:r>
-      <w:hyperlink w:history="1" r:id="rIdz9ltxpadii1_s07bminup">
+      <w:hyperlink w:history="1" r:id="rIduv4mzobwrsk_pl5viqzbv">
         <w:r>
           <w:rPr>
             <w:sz w:val="18"/>
@@ -632,7 +632,7 @@
         </w:rPr>
         <w:t xml:space="preserve">	</w:t>
       </w:r>
-      <w:hyperlink w:history="1" r:id="rId_t6qu75bnxxeb17xql72_">
+      <w:hyperlink w:history="1" r:id="rIdhpoamftfybebyps5mmhmk">
         <w:r>
           <w:rPr>
             <w:sz w:val="18"/>
@@ -1038,7 +1038,7 @@
         </w:rPr>
         <w:t xml:space="preserve">	</w:t>
       </w:r>
-      <w:hyperlink w:history="1" r:id="rIdpz-0_ule6jbvejmlkl5ul">
+      <w:hyperlink w:history="1" r:id="rIdqgfwtobecmldydmuxtpat">
         <w:r>
           <w:rPr>
             <w:sz w:val="18"/>
@@ -1123,7 +1123,7 @@
         </w:rPr>
         <w:t xml:space="preserve">	</w:t>
       </w:r>
-      <w:hyperlink w:history="1" r:id="rIdejhsygkxfsjxc75kmi5er">
+      <w:hyperlink w:history="1" r:id="rId5vlmjtdemj5pu03qfo1wt">
         <w:r>
           <w:rPr>
             <w:sz w:val="18"/>
@@ -1362,7 +1362,7 @@
         </w:rPr>
         <w:t xml:space="preserve">	</w:t>
       </w:r>
-      <w:hyperlink w:history="1" r:id="rIddwjjjd0lq4vb61ovl4vxx">
+      <w:hyperlink w:history="1" r:id="rIdenn8m8nph2yd5z_wvrigv">
         <w:r>
           <w:rPr>
             <w:sz w:val="18"/>
@@ -1605,7 +1605,7 @@
         </w:rPr>
         <w:t xml:space="preserve">	</w:t>
       </w:r>
-      <w:hyperlink w:history="1" r:id="rIdqalw7s4gue4efsuju1l03">
+      <w:hyperlink w:history="1" r:id="rId-46faf-0gzrjsvbso0qly">
         <w:r>
           <w:rPr>
             <w:sz w:val="18"/>
